--- a/bronnen casus reuma.docx
+++ b/bronnen casus reuma.docx
@@ -139,11 +139,6 @@
       </w:pPr>
     </w:p>
     <w:p>
-      <w:pPr>
-        <w:rPr>
-          <w:lang w:val="en-US"/>
-        </w:rPr>
-      </w:pPr>
       <w:r>
         <w:rPr>
           <w:lang w:val="en-US"/>
@@ -154,17 +149,66 @@
         <w:rPr>
           <w:lang w:val="en-US"/>
         </w:rPr>
-        <w:t xml:space="preserve">Radu, A.-F., &amp; Bungau, S. G. (2021). Management of Rheumatoid Arthritis: An Overview. </w:t>
+        <w:t xml:space="preserve">Radu, A.-F., &amp; </w:t>
       </w:r>
       <w:proofErr w:type="spellStart"/>
       <w:r>
+        <w:rPr>
+          <w:lang w:val="en-US"/>
+        </w:rPr>
+        <w:t>Bungau</w:t>
+      </w:r>
+      <w:proofErr w:type="spellEnd"/>
+      <w:r>
+        <w:rPr>
+          <w:lang w:val="en-US"/>
+        </w:rPr>
+        <w:t xml:space="preserve">, S. G. (2021). Management of Rheumatoid Arthritis: An Overview. </w:t>
+      </w:r>
+      <w:proofErr w:type="spellStart"/>
+      <w:r>
         <w:t>Cells</w:t>
       </w:r>
       <w:proofErr w:type="spellEnd"/>
       <w:r>
         <w:br/>
-        <w:t>2021, 10. https://doi.org/https://doi.org/10.3390/cells10112857</w:t>
-      </w:r>
+        <w:t xml:space="preserve">2021, 10. </w:t>
+      </w:r>
+      <w:hyperlink r:id="rId7" w:history="1">
+        <w:r>
+          <w:rPr>
+            <w:rStyle w:val="Hyperlink"/>
+          </w:rPr>
+          <w:t>https://doi.org/https://doi.org/10.3390/cells10112857</w:t>
+        </w:r>
+      </w:hyperlink>
+    </w:p>
+    <w:p/>
+    <w:p>
+      <w:proofErr w:type="spellStart"/>
+      <w:r>
+        <w:t>Rsubread</w:t>
+      </w:r>
+      <w:proofErr w:type="spellEnd"/>
+      <w:r>
+        <w:t xml:space="preserve"> package</w:t>
+      </w:r>
+    </w:p>
+    <w:p>
+      <w:pPr>
+        <w:rPr>
+          <w:lang w:val="en-US"/>
+        </w:rPr>
+      </w:pPr>
+      <w:hyperlink r:id="rId8" w:history="1">
+        <w:r>
+          <w:rPr>
+            <w:rStyle w:val="Hyperlink"/>
+            <w:lang w:val="en-US"/>
+          </w:rPr>
+          <w:t>R package Rsubread is easier, faster, cheaper and better for alignment and quantification of RNA sequencing reads | Nucleic Acids Research | Oxford Academic</w:t>
+        </w:r>
+      </w:hyperlink>
     </w:p>
     <w:sectPr>
       <w:pgSz w:w="11906" w:h="16838"/>

--- a/bronnen casus reuma.docx
+++ b/bronnen casus reuma.docx
@@ -206,7 +206,59 @@
             <w:rStyle w:val="Hyperlink"/>
             <w:lang w:val="en-US"/>
           </w:rPr>
-          <w:t>R package Rsubread is easier, faster, cheaper and better for alignment and quantification of RNA sequencing reads | Nucleic Acids Research | Oxford Academic</w:t>
+          <w:t xml:space="preserve">R package </w:t>
+        </w:r>
+        <w:proofErr w:type="spellStart"/>
+        <w:r>
+          <w:rPr>
+            <w:rStyle w:val="Hyperlink"/>
+            <w:lang w:val="en-US"/>
+          </w:rPr>
+          <w:t>Rsubread</w:t>
+        </w:r>
+        <w:proofErr w:type="spellEnd"/>
+        <w:r>
+          <w:rPr>
+            <w:rStyle w:val="Hyperlink"/>
+            <w:lang w:val="en-US"/>
+          </w:rPr>
+          <w:t xml:space="preserve"> is easier, faster, cheaper and better for alignment and quantification of RNA sequencing reads | Nucleic Acids Research | Oxford Academic</w:t>
+        </w:r>
+      </w:hyperlink>
+    </w:p>
+    <w:p>
+      <w:pPr>
+        <w:rPr>
+          <w:lang w:val="en-US"/>
+        </w:rPr>
+      </w:pPr>
+    </w:p>
+    <w:p>
+      <w:pPr>
+        <w:rPr>
+          <w:lang w:val="en-US"/>
+        </w:rPr>
+      </w:pPr>
+      <w:r>
+        <w:rPr>
+          <w:lang w:val="en-US"/>
+        </w:rPr>
+        <w:t>Deseq2 package</w:t>
+      </w:r>
+    </w:p>
+    <w:p>
+      <w:pPr>
+        <w:rPr>
+          <w:lang w:val="en-US"/>
+        </w:rPr>
+      </w:pPr>
+      <w:hyperlink r:id="rId9" w:history="1">
+        <w:r>
+          <w:rPr>
+            <w:rStyle w:val="Hyperlink"/>
+            <w:lang w:val="en-US"/>
+          </w:rPr>
+          <w:t>Differential analysis of count data – the DESeq2 package</w:t>
         </w:r>
       </w:hyperlink>
     </w:p>

--- a/bronnen casus reuma.docx
+++ b/bronnen casus reuma.docx
@@ -259,6 +259,41 @@
             <w:lang w:val="en-US"/>
           </w:rPr>
           <w:t>Differential analysis of count data – the DESeq2 package</w:t>
+        </w:r>
+      </w:hyperlink>
+    </w:p>
+    <w:p>
+      <w:pPr>
+        <w:rPr>
+          <w:lang w:val="en-US"/>
+        </w:rPr>
+      </w:pPr>
+    </w:p>
+    <w:p>
+      <w:pPr>
+        <w:rPr>
+          <w:lang w:val="en-US"/>
+        </w:rPr>
+      </w:pPr>
+      <w:r>
+        <w:rPr>
+          <w:lang w:val="en-US"/>
+        </w:rPr>
+        <w:t>Goseq package</w:t>
+      </w:r>
+    </w:p>
+    <w:p>
+      <w:pPr>
+        <w:rPr>
+          <w:lang w:val="en-US"/>
+        </w:rPr>
+      </w:pPr>
+      <w:hyperlink r:id="rId10" w:history="1">
+        <w:r>
+          <w:rPr>
+            <w:rStyle w:val="Hyperlink"/>
+          </w:rPr>
+          <w:t>goseq.pdf</w:t>
         </w:r>
       </w:hyperlink>
     </w:p>

--- a/bronnen casus reuma.docx
+++ b/bronnen casus reuma.docx
@@ -6,45 +6,8 @@
       <w:r>
         <w:t xml:space="preserve">Bron 1 = </w:t>
       </w:r>
-      <w:proofErr w:type="spellStart"/>
-      <w:r>
-        <w:t>Platzer</w:t>
-      </w:r>
-      <w:proofErr w:type="spellEnd"/>
-      <w:r>
-        <w:t xml:space="preserve">, A., </w:t>
-      </w:r>
-      <w:proofErr w:type="spellStart"/>
-      <w:r>
-        <w:t>Nussbaumer</w:t>
-      </w:r>
-      <w:proofErr w:type="spellEnd"/>
-      <w:r>
-        <w:t xml:space="preserve">, T., </w:t>
-      </w:r>
-      <w:proofErr w:type="spellStart"/>
-      <w:r>
-        <w:t>Karonitsch</w:t>
-      </w:r>
-      <w:proofErr w:type="spellEnd"/>
-      <w:r>
-        <w:t xml:space="preserve">, T., </w:t>
-      </w:r>
-      <w:proofErr w:type="spellStart"/>
-      <w:r>
-        <w:t>Smolen</w:t>
-      </w:r>
-      <w:proofErr w:type="spellEnd"/>
-      <w:r>
-        <w:t xml:space="preserve">, J. S., &amp; </w:t>
-      </w:r>
-      <w:proofErr w:type="spellStart"/>
-      <w:r>
-        <w:t>Aletaha</w:t>
-      </w:r>
-      <w:proofErr w:type="spellEnd"/>
-      <w:r>
-        <w:t xml:space="preserve">, D. (2019). </w:t>
+      <w:r>
+        <w:t xml:space="preserve">Platzer, A., Nussbaumer, T., Karonitsch, T., Smolen, J. S., &amp; Aletaha, D. (2019). </w:t>
       </w:r>
       <w:r>
         <w:rPr>
@@ -66,13 +29,8 @@
         <w:br/>
         <w:t xml:space="preserve">gene biotypes and co-expression patterns. </w:t>
       </w:r>
-      <w:proofErr w:type="spellStart"/>
-      <w:r>
-        <w:t>PLoS</w:t>
-      </w:r>
-      <w:proofErr w:type="spellEnd"/>
-      <w:r>
-        <w:t xml:space="preserve"> ONE 14 (7).</w:t>
+      <w:r>
+        <w:t>PLoS ONE 14 (7).</w:t>
       </w:r>
       <w:r>
         <w:br/>
@@ -149,27 +107,11 @@
         <w:rPr>
           <w:lang w:val="en-US"/>
         </w:rPr>
-        <w:t xml:space="preserve">Radu, A.-F., &amp; </w:t>
-      </w:r>
-      <w:proofErr w:type="spellStart"/>
-      <w:r>
-        <w:rPr>
-          <w:lang w:val="en-US"/>
-        </w:rPr>
-        <w:t>Bungau</w:t>
-      </w:r>
-      <w:proofErr w:type="spellEnd"/>
-      <w:r>
-        <w:rPr>
-          <w:lang w:val="en-US"/>
-        </w:rPr>
-        <w:t xml:space="preserve">, S. G. (2021). Management of Rheumatoid Arthritis: An Overview. </w:t>
-      </w:r>
-      <w:proofErr w:type="spellStart"/>
+        <w:t xml:space="preserve">Radu, A.-F., &amp; Bungau, S. G. (2021). Management of Rheumatoid Arthritis: An Overview. </w:t>
+      </w:r>
       <w:r>
         <w:t>Cells</w:t>
       </w:r>
-      <w:proofErr w:type="spellEnd"/>
       <w:r>
         <w:br/>
         <w:t xml:space="preserve">2021, 10. </w:t>
@@ -185,13 +127,8 @@
     </w:p>
     <w:p/>
     <w:p>
-      <w:proofErr w:type="spellStart"/>
-      <w:r>
-        <w:t>Rsubread</w:t>
-      </w:r>
-      <w:proofErr w:type="spellEnd"/>
-      <w:r>
-        <w:t xml:space="preserve"> package</w:t>
+      <w:r>
+        <w:t>Rsubread package</w:t>
       </w:r>
     </w:p>
     <w:p>
@@ -206,23 +143,7 @@
             <w:rStyle w:val="Hyperlink"/>
             <w:lang w:val="en-US"/>
           </w:rPr>
-          <w:t xml:space="preserve">R package </w:t>
-        </w:r>
-        <w:proofErr w:type="spellStart"/>
-        <w:r>
-          <w:rPr>
-            <w:rStyle w:val="Hyperlink"/>
-            <w:lang w:val="en-US"/>
-          </w:rPr>
-          <w:t>Rsubread</w:t>
-        </w:r>
-        <w:proofErr w:type="spellEnd"/>
-        <w:r>
-          <w:rPr>
-            <w:rStyle w:val="Hyperlink"/>
-            <w:lang w:val="en-US"/>
-          </w:rPr>
-          <w:t xml:space="preserve"> is easier, faster, cheaper and better for alignment and quantification of RNA sequencing reads | Nucleic Acids Research | Oxford Academic</w:t>
+          <w:t>R package Rsubread is easier, faster, cheaper and better for alignment and quantification of RNA sequencing reads | Nucleic Acids Research | Oxford Academic</w:t>
         </w:r>
       </w:hyperlink>
     </w:p>
@@ -294,6 +215,42 @@
             <w:rStyle w:val="Hyperlink"/>
           </w:rPr>
           <w:t>goseq.pdf</w:t>
+        </w:r>
+      </w:hyperlink>
+    </w:p>
+    <w:p>
+      <w:pPr>
+        <w:rPr>
+          <w:lang w:val="en-US"/>
+        </w:rPr>
+      </w:pPr>
+    </w:p>
+    <w:p>
+      <w:pPr>
+        <w:rPr>
+          <w:lang w:val="en-US"/>
+        </w:rPr>
+      </w:pPr>
+      <w:r>
+        <w:rPr>
+          <w:lang w:val="en-US"/>
+        </w:rPr>
+        <w:t>pathview package</w:t>
+      </w:r>
+    </w:p>
+    <w:p>
+      <w:pPr>
+        <w:rPr>
+          <w:lang w:val="en-US"/>
+        </w:rPr>
+      </w:pPr>
+      <w:hyperlink r:id="rId11" w:history="1">
+        <w:r>
+          <w:rPr>
+            <w:rStyle w:val="Hyperlink"/>
+            <w:lang w:val="en-US"/>
+          </w:rPr>
+          <w:t>Pathview: an R/Bioconductor package for pathway-based data integration and visualization | Bioinformatics | Oxford Academic</w:t>
         </w:r>
       </w:hyperlink>
     </w:p>

--- a/bronnen casus reuma.docx
+++ b/bronnen casus reuma.docx
@@ -6,8 +6,45 @@
       <w:r>
         <w:t xml:space="preserve">Bron 1 = </w:t>
       </w:r>
-      <w:r>
-        <w:t xml:space="preserve">Platzer, A., Nussbaumer, T., Karonitsch, T., Smolen, J. S., &amp; Aletaha, D. (2019). </w:t>
+      <w:proofErr w:type="spellStart"/>
+      <w:r>
+        <w:t>Platzer</w:t>
+      </w:r>
+      <w:proofErr w:type="spellEnd"/>
+      <w:r>
+        <w:t xml:space="preserve">, A., </w:t>
+      </w:r>
+      <w:proofErr w:type="spellStart"/>
+      <w:r>
+        <w:t>Nussbaumer</w:t>
+      </w:r>
+      <w:proofErr w:type="spellEnd"/>
+      <w:r>
+        <w:t xml:space="preserve">, T., </w:t>
+      </w:r>
+      <w:proofErr w:type="spellStart"/>
+      <w:r>
+        <w:t>Karonitsch</w:t>
+      </w:r>
+      <w:proofErr w:type="spellEnd"/>
+      <w:r>
+        <w:t xml:space="preserve">, T., </w:t>
+      </w:r>
+      <w:proofErr w:type="spellStart"/>
+      <w:r>
+        <w:t>Smolen</w:t>
+      </w:r>
+      <w:proofErr w:type="spellEnd"/>
+      <w:r>
+        <w:t xml:space="preserve">, J. S., &amp; </w:t>
+      </w:r>
+      <w:proofErr w:type="spellStart"/>
+      <w:r>
+        <w:t>Aletaha</w:t>
+      </w:r>
+      <w:proofErr w:type="spellEnd"/>
+      <w:r>
+        <w:t xml:space="preserve">, D. (2019). </w:t>
       </w:r>
       <w:r>
         <w:rPr>
@@ -29,8 +66,13 @@
         <w:br/>
         <w:t xml:space="preserve">gene biotypes and co-expression patterns. </w:t>
       </w:r>
-      <w:r>
-        <w:t>PLoS ONE 14 (7).</w:t>
+      <w:proofErr w:type="spellStart"/>
+      <w:r>
+        <w:t>PLoS</w:t>
+      </w:r>
+      <w:proofErr w:type="spellEnd"/>
+      <w:r>
+        <w:t xml:space="preserve"> ONE 14 (7).</w:t>
       </w:r>
       <w:r>
         <w:br/>
@@ -107,11 +149,27 @@
         <w:rPr>
           <w:lang w:val="en-US"/>
         </w:rPr>
-        <w:t xml:space="preserve">Radu, A.-F., &amp; Bungau, S. G. (2021). Management of Rheumatoid Arthritis: An Overview. </w:t>
-      </w:r>
+        <w:t xml:space="preserve">Radu, A.-F., &amp; </w:t>
+      </w:r>
+      <w:proofErr w:type="spellStart"/>
+      <w:r>
+        <w:rPr>
+          <w:lang w:val="en-US"/>
+        </w:rPr>
+        <w:t>Bungau</w:t>
+      </w:r>
+      <w:proofErr w:type="spellEnd"/>
+      <w:r>
+        <w:rPr>
+          <w:lang w:val="en-US"/>
+        </w:rPr>
+        <w:t xml:space="preserve">, S. G. (2021). Management of Rheumatoid Arthritis: An Overview. </w:t>
+      </w:r>
+      <w:proofErr w:type="spellStart"/>
       <w:r>
         <w:t>Cells</w:t>
       </w:r>
+      <w:proofErr w:type="spellEnd"/>
       <w:r>
         <w:br/>
         <w:t xml:space="preserve">2021, 10. </w:t>
@@ -127,8 +185,13 @@
     </w:p>
     <w:p/>
     <w:p>
-      <w:r>
-        <w:t>Rsubread package</w:t>
+      <w:proofErr w:type="spellStart"/>
+      <w:r>
+        <w:t>Rsubread</w:t>
+      </w:r>
+      <w:proofErr w:type="spellEnd"/>
+      <w:r>
+        <w:t xml:space="preserve"> package</w:t>
       </w:r>
     </w:p>
     <w:p>
@@ -143,7 +206,23 @@
             <w:rStyle w:val="Hyperlink"/>
             <w:lang w:val="en-US"/>
           </w:rPr>
-          <w:t>R package Rsubread is easier, faster, cheaper and better for alignment and quantification of RNA sequencing reads | Nucleic Acids Research | Oxford Academic</w:t>
+          <w:t xml:space="preserve">R package </w:t>
+        </w:r>
+        <w:proofErr w:type="spellStart"/>
+        <w:r>
+          <w:rPr>
+            <w:rStyle w:val="Hyperlink"/>
+            <w:lang w:val="en-US"/>
+          </w:rPr>
+          <w:t>Rsubread</w:t>
+        </w:r>
+        <w:proofErr w:type="spellEnd"/>
+        <w:r>
+          <w:rPr>
+            <w:rStyle w:val="Hyperlink"/>
+            <w:lang w:val="en-US"/>
+          </w:rPr>
+          <w:t xml:space="preserve"> is easier, faster, cheaper and better for alignment and quantification of RNA sequencing reads | Nucleic Acids Research | Oxford Academic</w:t>
         </w:r>
       </w:hyperlink>
     </w:p>
@@ -231,11 +310,19 @@
           <w:lang w:val="en-US"/>
         </w:rPr>
       </w:pPr>
-      <w:r>
-        <w:rPr>
-          <w:lang w:val="en-US"/>
-        </w:rPr>
-        <w:t>pathview package</w:t>
+      <w:proofErr w:type="spellStart"/>
+      <w:r>
+        <w:rPr>
+          <w:lang w:val="en-US"/>
+        </w:rPr>
+        <w:t>pathview</w:t>
+      </w:r>
+      <w:proofErr w:type="spellEnd"/>
+      <w:r>
+        <w:rPr>
+          <w:lang w:val="en-US"/>
+        </w:rPr>
+        <w:t xml:space="preserve"> package</w:t>
       </w:r>
     </w:p>
     <w:p>
@@ -245,12 +332,65 @@
         </w:rPr>
       </w:pPr>
       <w:hyperlink r:id="rId11" w:history="1">
+        <w:proofErr w:type="spellStart"/>
         <w:r>
           <w:rPr>
             <w:rStyle w:val="Hyperlink"/>
             <w:lang w:val="en-US"/>
           </w:rPr>
-          <w:t>Pathview: an R/Bioconductor package for pathway-based data integration and visualization | Bioinformatics | Oxford Academic</w:t>
+          <w:t>Pathview</w:t>
+        </w:r>
+        <w:proofErr w:type="spellEnd"/>
+        <w:r>
+          <w:rPr>
+            <w:rStyle w:val="Hyperlink"/>
+            <w:lang w:val="en-US"/>
+          </w:rPr>
+          <w:t>: an R/Bioconductor package for pathway-based data integration and visualization | Bioinformatics | Oxford Academic</w:t>
+        </w:r>
+      </w:hyperlink>
+    </w:p>
+    <w:p>
+      <w:pPr>
+        <w:rPr>
+          <w:lang w:val="en-US"/>
+        </w:rPr>
+      </w:pPr>
+    </w:p>
+    <w:p>
+      <w:pPr>
+        <w:rPr>
+          <w:lang w:val="en-US"/>
+        </w:rPr>
+      </w:pPr>
+      <w:r>
+        <w:rPr>
+          <w:lang w:val="en-US"/>
+        </w:rPr>
+        <w:t xml:space="preserve">Human </w:t>
+      </w:r>
+      <w:proofErr w:type="spellStart"/>
+      <w:r>
+        <w:rPr>
+          <w:lang w:val="en-US"/>
+        </w:rPr>
+        <w:t>referentiegen</w:t>
+      </w:r>
+      <w:proofErr w:type="spellEnd"/>
+    </w:p>
+    <w:p>
+      <w:pPr>
+        <w:rPr>
+          <w:lang w:val="en-US"/>
+        </w:rPr>
+      </w:pPr>
+      <w:hyperlink r:id="rId12" w:history="1">
+        <w:r>
+          <w:rPr>
+            <w:rStyle w:val="Hyperlink"/>
+            <w:lang w:val="en-US"/>
+          </w:rPr>
+          <w:t>Homo sapiens genome assembly GRCh37 - NCBI - NLM</w:t>
         </w:r>
       </w:hyperlink>
     </w:p>

--- a/bronnen casus reuma.docx
+++ b/bronnen casus reuma.docx
@@ -363,6 +363,56 @@
           <w:lang w:val="en-US"/>
         </w:rPr>
       </w:pPr>
+      <w:proofErr w:type="spellStart"/>
+      <w:r>
+        <w:rPr>
+          <w:lang w:val="en-US"/>
+        </w:rPr>
+        <w:t>EnhancedVulcano</w:t>
+      </w:r>
+      <w:proofErr w:type="spellEnd"/>
+      <w:r>
+        <w:rPr>
+          <w:lang w:val="en-US"/>
+        </w:rPr>
+        <w:t xml:space="preserve"> pa</w:t>
+      </w:r>
+      <w:r>
+        <w:rPr>
+          <w:lang w:val="en-US"/>
+        </w:rPr>
+        <w:t>ckage</w:t>
+      </w:r>
+    </w:p>
+    <w:p>
+      <w:pPr>
+        <w:rPr>
+          <w:lang w:val="en-US"/>
+        </w:rPr>
+      </w:pPr>
+      <w:hyperlink r:id="rId12" w:history="1">
+        <w:r>
+          <w:rPr>
+            <w:rStyle w:val="Hyperlink"/>
+            <w:lang w:val="en-US"/>
+          </w:rPr>
+          <w:t>https://academic.oup.com/bioinformatics/article/41/7/btaf367/8171986?login=false&amp;guestAccessKey=</w:t>
+        </w:r>
+      </w:hyperlink>
+    </w:p>
+    <w:p>
+      <w:pPr>
+        <w:rPr>
+          <w:lang w:val="en-US"/>
+        </w:rPr>
+      </w:pPr>
+    </w:p>
+    <w:p>
+      <w:pPr>
+        <w:rPr>
+          <w:lang w:val="en-US"/>
+        </w:rPr>
+      </w:pPr>
       <w:r>
         <w:rPr>
           <w:lang w:val="en-US"/>
@@ -384,7 +434,7 @@
           <w:lang w:val="en-US"/>
         </w:rPr>
       </w:pPr>
-      <w:hyperlink r:id="rId12" w:history="1">
+      <w:hyperlink r:id="rId13" w:history="1">
         <w:r>
           <w:rPr>
             <w:rStyle w:val="Hyperlink"/>

--- a/bronnen casus reuma.docx
+++ b/bronnen casus reuma.docx
@@ -77,7 +77,7 @@
       <w:r>
         <w:br/>
       </w:r>
-      <w:hyperlink r:id="rId5" w:history="1">
+      <w:hyperlink r:id="rId6" w:history="1">
         <w:r>
           <w:rPr>
             <w:rStyle w:val="Hyperlink"/>
@@ -121,7 +121,7 @@
         </w:rPr>
         <w:br/>
       </w:r>
-      <w:hyperlink r:id="rId6" w:history="1">
+      <w:hyperlink r:id="rId7" w:history="1">
         <w:r>
           <w:rPr>
             <w:rStyle w:val="Hyperlink"/>
@@ -174,7 +174,7 @@
         <w:br/>
         <w:t xml:space="preserve">2021, 10. </w:t>
       </w:r>
-      <w:hyperlink r:id="rId7" w:history="1">
+      <w:hyperlink r:id="rId8" w:history="1">
         <w:r>
           <w:rPr>
             <w:rStyle w:val="Hyperlink"/>
@@ -200,7 +200,7 @@
           <w:lang w:val="en-US"/>
         </w:rPr>
       </w:pPr>
-      <w:hyperlink r:id="rId8" w:history="1">
+      <w:hyperlink r:id="rId9" w:history="1">
         <w:r>
           <w:rPr>
             <w:rStyle w:val="Hyperlink"/>
@@ -252,7 +252,7 @@
           <w:lang w:val="en-US"/>
         </w:rPr>
       </w:pPr>
-      <w:hyperlink r:id="rId9" w:history="1">
+      <w:hyperlink r:id="rId10" w:history="1">
         <w:r>
           <w:rPr>
             <w:rStyle w:val="Hyperlink"/>
@@ -288,7 +288,7 @@
           <w:lang w:val="en-US"/>
         </w:rPr>
       </w:pPr>
-      <w:hyperlink r:id="rId10" w:history="1">
+      <w:hyperlink r:id="rId11" w:history="1">
         <w:r>
           <w:rPr>
             <w:rStyle w:val="Hyperlink"/>
@@ -331,7 +331,7 @@
           <w:lang w:val="en-US"/>
         </w:rPr>
       </w:pPr>
-      <w:hyperlink r:id="rId11" w:history="1">
+      <w:hyperlink r:id="rId12" w:history="1">
         <w:proofErr w:type="spellStart"/>
         <w:r>
           <w:rPr>
@@ -390,7 +390,7 @@
           <w:lang w:val="en-US"/>
         </w:rPr>
       </w:pPr>
-      <w:hyperlink r:id="rId12" w:history="1">
+      <w:hyperlink r:id="rId13" w:history="1">
         <w:r>
           <w:rPr>
             <w:rStyle w:val="Hyperlink"/>
@@ -434,7 +434,7 @@
           <w:lang w:val="en-US"/>
         </w:rPr>
       </w:pPr>
-      <w:hyperlink r:id="rId13" w:history="1">
+      <w:hyperlink r:id="rId14" w:history="1">
         <w:r>
           <w:rPr>
             <w:rStyle w:val="Hyperlink"/>
@@ -444,6 +444,117 @@
         </w:r>
       </w:hyperlink>
     </w:p>
+    <w:p>
+      <w:pPr>
+        <w:rPr>
+          <w:lang w:val="en-US"/>
+        </w:rPr>
+      </w:pPr>
+      <w:r>
+        <w:rPr>
+          <w:lang w:val="en-US"/>
+        </w:rPr>
+        <w:lastRenderedPageBreak/>
+        <w:br w:type="page"/>
+      </w:r>
+    </w:p>
+    <w:sdt>
+      <w:sdtPr>
+        <w:id w:val="-1296376115"/>
+        <w:docPartObj>
+          <w:docPartGallery w:val="Bibliographies"/>
+          <w:docPartUnique/>
+        </w:docPartObj>
+      </w:sdtPr>
+      <w:sdtEndPr>
+        <w:rPr>
+          <w:rFonts w:asciiTheme="minorHAnsi" w:eastAsiaTheme="minorHAnsi" w:hAnsiTheme="minorHAnsi" w:cstheme="minorBidi"/>
+          <w:color w:val="auto"/>
+          <w:sz w:val="22"/>
+          <w:szCs w:val="22"/>
+        </w:rPr>
+      </w:sdtEndPr>
+      <w:sdtContent>
+        <w:p>
+          <w:pPr>
+            <w:pStyle w:val="Kop1"/>
+          </w:pPr>
+          <w:r>
+            <w:t>Verwijzingen</w:t>
+          </w:r>
+        </w:p>
+        <w:sdt>
+          <w:sdtPr>
+            <w:id w:val="-573587230"/>
+            <w:bibliography/>
+          </w:sdtPr>
+          <w:sdtContent>
+            <w:p>
+              <w:pPr>
+                <w:pStyle w:val="Bibliografie"/>
+                <w:ind w:left="720" w:hanging="720"/>
+                <w:rPr>
+                  <w:noProof/>
+                  <w:sz w:val="24"/>
+                  <w:szCs w:val="24"/>
+                </w:rPr>
+              </w:pPr>
+              <w:r>
+                <w:fldChar w:fldCharType="begin"/>
+              </w:r>
+              <w:r>
+                <w:rPr>
+                  <w:lang w:val="en-US"/>
+                </w:rPr>
+                <w:instrText>BIBLIOGRAPHY</w:instrText>
+              </w:r>
+              <w:r>
+                <w:fldChar w:fldCharType="separate"/>
+              </w:r>
+              <w:r>
+                <w:rPr>
+                  <w:noProof/>
+                  <w:lang w:val="en-US"/>
+                </w:rPr>
+                <w:t xml:space="preserve">Platzer, A. N. (2019, 07 25). </w:t>
+              </w:r>
+              <w:r>
+                <w:rPr>
+                  <w:i/>
+                  <w:iCs/>
+                  <w:noProof/>
+                  <w:lang w:val="en-US"/>
+                </w:rPr>
+                <w:t>Analysis of gene expression in rheumatoid arthritis and related conditions offers insights into sex-bias, gene biotypes and co-expression patterns</w:t>
+              </w:r>
+              <w:r>
+                <w:rPr>
+                  <w:noProof/>
+                  <w:lang w:val="en-US"/>
+                </w:rPr>
+                <w:t xml:space="preserve">. </w:t>
+              </w:r>
+              <w:r>
+                <w:rPr>
+                  <w:noProof/>
+                </w:rPr>
+                <w:t>Opgehaald van PLOS One: https://journals.plos.org/plosone/article?id=10.1371/journal.pone.0219698#abstract0</w:t>
+              </w:r>
+            </w:p>
+            <w:p>
+              <w:r>
+                <w:rPr>
+                  <w:b/>
+                  <w:bCs/>
+                </w:rPr>
+                <w:fldChar w:fldCharType="end"/>
+              </w:r>
+            </w:p>
+          </w:sdtContent>
+        </w:sdt>
+      </w:sdtContent>
+    </w:sdt>
+    <w:p/>
     <w:sectPr>
       <w:pgSz w:w="11906" w:h="16838"/>
       <w:pgMar w:top="1417" w:right="1417" w:bottom="1417" w:left="1417" w:header="708" w:footer="708" w:gutter="0"/>
@@ -1648,6 +1759,26 @@
       <w:shd w:val="clear" w:color="auto" w:fill="E1DFDD"/>
     </w:rPr>
   </w:style>
+  <w:style w:type="character" w:styleId="GevolgdeHyperlink">
+    <w:name w:val="FollowedHyperlink"/>
+    <w:basedOn w:val="Standaardalinea-lettertype"/>
+    <w:uiPriority w:val="99"/>
+    <w:semiHidden/>
+    <w:unhideWhenUsed/>
+    <w:rsid w:val="00FA0168"/>
+    <w:rPr>
+      <w:color w:val="96607D" w:themeColor="followedHyperlink"/>
+      <w:u w:val="single"/>
+    </w:rPr>
+  </w:style>
+  <w:style w:type="paragraph" w:styleId="Bibliografie">
+    <w:name w:val="Bibliography"/>
+    <w:basedOn w:val="Standaard"/>
+    <w:next w:val="Standaard"/>
+    <w:uiPriority w:val="37"/>
+    <w:unhideWhenUsed/>
+    <w:rsid w:val="00B50ED3"/>
+  </w:style>
 </w:styles>
 </file>
 
@@ -1944,4 +2075,40 @@
     </a:ext>
   </a:extLst>
 </a:theme>
+</file>
+
+<file path=customXml/item1.xml><?xml version="1.0" encoding="utf-8"?>
+<b:Sources xmlns:b="http://schemas.openxmlformats.org/officeDocument/2006/bibliography" xmlns="http://schemas.openxmlformats.org/officeDocument/2006/bibliography" SelectedStyle="\APASixthEditionOfficeOnline.xsl" StyleName="APA" Version="6">
+  <b:Source>
+    <b:Tag>Pla19</b:Tag>
+    <b:SourceType>InternetSite</b:SourceType>
+    <b:Guid>{21721ECF-1232-45A0-9D37-46212B0B2BB4}</b:Guid>
+    <b:Author>
+      <b:Author>
+        <b:NameList>
+          <b:Person>
+            <b:Last>Platzer</b:Last>
+            <b:First>A.,</b:First>
+            <b:Middle>Nussbaumer, T., Karonitsch, T., Smolen, J. S., &amp; Aletaha, D.</b:Middle>
+          </b:Person>
+        </b:NameList>
+      </b:Author>
+    </b:Author>
+    <b:Title>Analysis of gene expression in rheumatoid arthritis and related conditions offers insights into sex-bias, gene biotypes and co-expression patterns</b:Title>
+    <b:InternetSiteTitle>PLOS One</b:InternetSiteTitle>
+    <b:Year>2019</b:Year>
+    <b:Month>07</b:Month>
+    <b:Day>25</b:Day>
+    <b:URL>https://journals.plos.org/plosone/article?id=10.1371/journal.pone.0219698#abstract0</b:URL>
+    <b:RefOrder>1</b:RefOrder>
+  </b:Source>
+</b:Sources>
+</file>
+
+<file path=customXml/itemProps1.xml><?xml version="1.0" encoding="utf-8"?>
+<ds:datastoreItem xmlns:ds="http://schemas.openxmlformats.org/officeDocument/2006/customXml" ds:itemID="{89D4FBDB-E78D-45F0-982F-0CE5D733D2D4}">
+  <ds:schemaRefs>
+    <ds:schemaRef ds:uri="http://schemas.openxmlformats.org/officeDocument/2006/bibliography"/>
+  </ds:schemaRefs>
+</ds:datastoreItem>
 </file>
--- a/bronnen casus reuma.docx
+++ b/bronnen casus reuma.docx
@@ -2,462 +2,6 @@
 <file path=word/document.xml><?xml version="1.0" encoding="utf-8"?>
 <w:document xmlns:wpc="http://schemas.microsoft.com/office/word/2010/wordprocessingCanvas" xmlns:cx="http://schemas.microsoft.com/office/drawing/2014/chartex" xmlns:cx1="http://schemas.microsoft.com/office/drawing/2015/9/8/chartex" xmlns:cx2="http://schemas.microsoft.com/office/drawing/2015/10/21/chartex" xmlns:cx3="http://schemas.microsoft.com/office/drawing/2016/5/9/chartex" xmlns:cx4="http://schemas.microsoft.com/office/drawing/2016/5/10/chartex" xmlns:cx5="http://schemas.microsoft.com/office/drawing/2016/5/11/chartex" xmlns:cx6="http://schemas.microsoft.com/office/drawing/2016/5/12/chartex" xmlns:cx7="http://schemas.microsoft.com/office/drawing/2016/5/13/chartex" xmlns:cx8="http://schemas.microsoft.com/office/drawing/2016/5/14/chartex" xmlns:mc="http://schemas.openxmlformats.org/markup-compatibility/2006" xmlns:aink="http://schemas.microsoft.com/office/drawing/2016/ink" xmlns:am3d="http://schemas.microsoft.com/office/drawing/2017/model3d" xmlns:o="urn:schemas-microsoft-com:office:office" xmlns:oel="http://schemas.microsoft.com/office/2019/extlst" xmlns:r="http://schemas.openxmlformats.org/officeDocument/2006/relationships" xmlns:m="http://schemas.openxmlformats.org/officeDocument/2006/math" xmlns:v="urn:schemas-microsoft-com:vml" xmlns:wp14="http://schemas.microsoft.com/office/word/2010/wordprocessingDrawing" xmlns:wp="http://schemas.openxmlformats.org/drawingml/2006/wordprocessingDrawing" xmlns:w10="urn:schemas-microsoft-com:office:word" xmlns:w="http://schemas.openxmlformats.org/wordprocessingml/2006/main" xmlns:w14="http://schemas.microsoft.com/office/word/2010/wordml" xmlns:w15="http://schemas.microsoft.com/office/word/2012/wordml" xmlns:w16cex="http://schemas.microsoft.com/office/word/2018/wordml/cex" xmlns:w16cid="http://schemas.microsoft.com/office/word/2016/wordml/cid" xmlns:w16="http://schemas.microsoft.com/office/word/2018/wordml" xmlns:w16du="http://schemas.microsoft.com/office/word/2023/wordml/word16du" xmlns:w16sdtdh="http://schemas.microsoft.com/office/word/2020/wordml/sdtdatahash" xmlns:w16sdtfl="http://schemas.microsoft.com/office/word/2024/wordml/sdtformatlock" xmlns:w16se="http://schemas.microsoft.com/office/word/2015/wordml/symex" xmlns:wpg="http://schemas.microsoft.com/office/word/2010/wordprocessingGroup" xmlns:wpi="http://schemas.microsoft.com/office/word/2010/wordprocessingInk" xmlns:wne="http://schemas.microsoft.com/office/word/2006/wordml" xmlns:wps="http://schemas.microsoft.com/office/word/2010/wordprocessingShape" mc:Ignorable="w14 w15 w16se w16cid w16 w16cex w16sdtdh w16sdtfl w16du wp14">
   <w:body>
-    <w:p>
-      <w:r>
-        <w:t xml:space="preserve">Bron 1 = </w:t>
-      </w:r>
-      <w:proofErr w:type="spellStart"/>
-      <w:r>
-        <w:t>Platzer</w:t>
-      </w:r>
-      <w:proofErr w:type="spellEnd"/>
-      <w:r>
-        <w:t xml:space="preserve">, A., </w:t>
-      </w:r>
-      <w:proofErr w:type="spellStart"/>
-      <w:r>
-        <w:t>Nussbaumer</w:t>
-      </w:r>
-      <w:proofErr w:type="spellEnd"/>
-      <w:r>
-        <w:t xml:space="preserve">, T., </w:t>
-      </w:r>
-      <w:proofErr w:type="spellStart"/>
-      <w:r>
-        <w:t>Karonitsch</w:t>
-      </w:r>
-      <w:proofErr w:type="spellEnd"/>
-      <w:r>
-        <w:t xml:space="preserve">, T., </w:t>
-      </w:r>
-      <w:proofErr w:type="spellStart"/>
-      <w:r>
-        <w:t>Smolen</w:t>
-      </w:r>
-      <w:proofErr w:type="spellEnd"/>
-      <w:r>
-        <w:t xml:space="preserve">, J. S., &amp; </w:t>
-      </w:r>
-      <w:proofErr w:type="spellStart"/>
-      <w:r>
-        <w:t>Aletaha</w:t>
-      </w:r>
-      <w:proofErr w:type="spellEnd"/>
-      <w:r>
-        <w:t xml:space="preserve">, D. (2019). </w:t>
-      </w:r>
-      <w:r>
-        <w:rPr>
-          <w:lang w:val="en-US"/>
-        </w:rPr>
-        <w:t>Analysis of gene</w:t>
-      </w:r>
-      <w:r>
-        <w:rPr>
-          <w:lang w:val="en-US"/>
-        </w:rPr>
-        <w:br/>
-        <w:t>expression in rheumatoid arthritis and related conditions offers insights into sex-bias,</w:t>
-      </w:r>
-      <w:r>
-        <w:rPr>
-          <w:lang w:val="en-US"/>
-        </w:rPr>
-        <w:br/>
-        <w:t xml:space="preserve">gene biotypes and co-expression patterns. </w:t>
-      </w:r>
-      <w:proofErr w:type="spellStart"/>
-      <w:r>
-        <w:t>PLoS</w:t>
-      </w:r>
-      <w:proofErr w:type="spellEnd"/>
-      <w:r>
-        <w:t xml:space="preserve"> ONE 14 (7).</w:t>
-      </w:r>
-      <w:r>
-        <w:br/>
-      </w:r>
-      <w:hyperlink r:id="rId6" w:history="1">
-        <w:r>
-          <w:rPr>
-            <w:rStyle w:val="Hyperlink"/>
-          </w:rPr>
-          <w:t>https://doi.org/https://doi.org/10.1371/journal</w:t>
-        </w:r>
-      </w:hyperlink>
-      <w:r>
-        <w:t>.</w:t>
-      </w:r>
-    </w:p>
-    <w:p/>
-    <w:p>
-      <w:pPr>
-        <w:rPr>
-          <w:lang w:val="en-US"/>
-        </w:rPr>
-      </w:pPr>
-      <w:r>
-        <w:rPr>
-          <w:lang w:val="en-US"/>
-        </w:rPr>
-        <w:t xml:space="preserve">Bron 2 = </w:t>
-      </w:r>
-      <w:r>
-        <w:rPr>
-          <w:lang w:val="en-US"/>
-        </w:rPr>
-        <w:t>Majithia, V., &amp; Geraci, S. A. (2007). Rheumatoid Arthritis: Diagnosis and Management. The</w:t>
-      </w:r>
-      <w:r>
-        <w:rPr>
-          <w:lang w:val="en-US"/>
-        </w:rPr>
-        <w:br/>
-        <w:t>American Journal of Medicine, 120(11), 936-939.</w:t>
-      </w:r>
-      <w:r>
-        <w:rPr>
-          <w:lang w:val="en-US"/>
-        </w:rPr>
-        <w:br/>
-      </w:r>
-      <w:hyperlink r:id="rId7" w:history="1">
-        <w:r>
-          <w:rPr>
-            <w:rStyle w:val="Hyperlink"/>
-            <w:lang w:val="en-US"/>
-          </w:rPr>
-          <w:t>https://doi.org/https://doi.org/10.1016/j.amjmed.2007.04.005</w:t>
-        </w:r>
-      </w:hyperlink>
-    </w:p>
-    <w:p>
-      <w:pPr>
-        <w:rPr>
-          <w:lang w:val="en-US"/>
-        </w:rPr>
-      </w:pPr>
-    </w:p>
-    <w:p>
-      <w:r>
-        <w:rPr>
-          <w:lang w:val="en-US"/>
-        </w:rPr>
-        <w:t xml:space="preserve">Bron 3 = </w:t>
-      </w:r>
-      <w:r>
-        <w:rPr>
-          <w:lang w:val="en-US"/>
-        </w:rPr>
-        <w:t xml:space="preserve">Radu, A.-F., &amp; </w:t>
-      </w:r>
-      <w:proofErr w:type="spellStart"/>
-      <w:r>
-        <w:rPr>
-          <w:lang w:val="en-US"/>
-        </w:rPr>
-        <w:t>Bungau</w:t>
-      </w:r>
-      <w:proofErr w:type="spellEnd"/>
-      <w:r>
-        <w:rPr>
-          <w:lang w:val="en-US"/>
-        </w:rPr>
-        <w:t xml:space="preserve">, S. G. (2021). Management of Rheumatoid Arthritis: An Overview. </w:t>
-      </w:r>
-      <w:proofErr w:type="spellStart"/>
-      <w:r>
-        <w:t>Cells</w:t>
-      </w:r>
-      <w:proofErr w:type="spellEnd"/>
-      <w:r>
-        <w:br/>
-        <w:t xml:space="preserve">2021, 10. </w:t>
-      </w:r>
-      <w:hyperlink r:id="rId8" w:history="1">
-        <w:r>
-          <w:rPr>
-            <w:rStyle w:val="Hyperlink"/>
-          </w:rPr>
-          <w:t>https://doi.org/https://doi.org/10.3390/cells10112857</w:t>
-        </w:r>
-      </w:hyperlink>
-    </w:p>
-    <w:p/>
-    <w:p>
-      <w:proofErr w:type="spellStart"/>
-      <w:r>
-        <w:t>Rsubread</w:t>
-      </w:r>
-      <w:proofErr w:type="spellEnd"/>
-      <w:r>
-        <w:t xml:space="preserve"> package</w:t>
-      </w:r>
-    </w:p>
-    <w:p>
-      <w:pPr>
-        <w:rPr>
-          <w:lang w:val="en-US"/>
-        </w:rPr>
-      </w:pPr>
-      <w:hyperlink r:id="rId9" w:history="1">
-        <w:r>
-          <w:rPr>
-            <w:rStyle w:val="Hyperlink"/>
-            <w:lang w:val="en-US"/>
-          </w:rPr>
-          <w:t xml:space="preserve">R package </w:t>
-        </w:r>
-        <w:proofErr w:type="spellStart"/>
-        <w:r>
-          <w:rPr>
-            <w:rStyle w:val="Hyperlink"/>
-            <w:lang w:val="en-US"/>
-          </w:rPr>
-          <w:t>Rsubread</w:t>
-        </w:r>
-        <w:proofErr w:type="spellEnd"/>
-        <w:r>
-          <w:rPr>
-            <w:rStyle w:val="Hyperlink"/>
-            <w:lang w:val="en-US"/>
-          </w:rPr>
-          <w:t xml:space="preserve"> is easier, faster, cheaper and better for alignment and quantification of RNA sequencing reads | Nucleic Acids Research | Oxford Academic</w:t>
-        </w:r>
-      </w:hyperlink>
-    </w:p>
-    <w:p>
-      <w:pPr>
-        <w:rPr>
-          <w:lang w:val="en-US"/>
-        </w:rPr>
-      </w:pPr>
-    </w:p>
-    <w:p>
-      <w:pPr>
-        <w:rPr>
-          <w:lang w:val="en-US"/>
-        </w:rPr>
-      </w:pPr>
-      <w:r>
-        <w:rPr>
-          <w:lang w:val="en-US"/>
-        </w:rPr>
-        <w:t>Deseq2 package</w:t>
-      </w:r>
-    </w:p>
-    <w:p>
-      <w:pPr>
-        <w:rPr>
-          <w:lang w:val="en-US"/>
-        </w:rPr>
-      </w:pPr>
-      <w:hyperlink r:id="rId10" w:history="1">
-        <w:r>
-          <w:rPr>
-            <w:rStyle w:val="Hyperlink"/>
-            <w:lang w:val="en-US"/>
-          </w:rPr>
-          <w:t>Differential analysis of count data – the DESeq2 package</w:t>
-        </w:r>
-      </w:hyperlink>
-    </w:p>
-    <w:p>
-      <w:pPr>
-        <w:rPr>
-          <w:lang w:val="en-US"/>
-        </w:rPr>
-      </w:pPr>
-    </w:p>
-    <w:p>
-      <w:pPr>
-        <w:rPr>
-          <w:lang w:val="en-US"/>
-        </w:rPr>
-      </w:pPr>
-      <w:r>
-        <w:rPr>
-          <w:lang w:val="en-US"/>
-        </w:rPr>
-        <w:t>Goseq package</w:t>
-      </w:r>
-    </w:p>
-    <w:p>
-      <w:pPr>
-        <w:rPr>
-          <w:lang w:val="en-US"/>
-        </w:rPr>
-      </w:pPr>
-      <w:hyperlink r:id="rId11" w:history="1">
-        <w:r>
-          <w:rPr>
-            <w:rStyle w:val="Hyperlink"/>
-          </w:rPr>
-          <w:t>goseq.pdf</w:t>
-        </w:r>
-      </w:hyperlink>
-    </w:p>
-    <w:p>
-      <w:pPr>
-        <w:rPr>
-          <w:lang w:val="en-US"/>
-        </w:rPr>
-      </w:pPr>
-    </w:p>
-    <w:p>
-      <w:pPr>
-        <w:rPr>
-          <w:lang w:val="en-US"/>
-        </w:rPr>
-      </w:pPr>
-      <w:proofErr w:type="spellStart"/>
-      <w:r>
-        <w:rPr>
-          <w:lang w:val="en-US"/>
-        </w:rPr>
-        <w:t>pathview</w:t>
-      </w:r>
-      <w:proofErr w:type="spellEnd"/>
-      <w:r>
-        <w:rPr>
-          <w:lang w:val="en-US"/>
-        </w:rPr>
-        <w:t xml:space="preserve"> package</w:t>
-      </w:r>
-    </w:p>
-    <w:p>
-      <w:pPr>
-        <w:rPr>
-          <w:lang w:val="en-US"/>
-        </w:rPr>
-      </w:pPr>
-      <w:hyperlink r:id="rId12" w:history="1">
-        <w:proofErr w:type="spellStart"/>
-        <w:r>
-          <w:rPr>
-            <w:rStyle w:val="Hyperlink"/>
-            <w:lang w:val="en-US"/>
-          </w:rPr>
-          <w:t>Pathview</w:t>
-        </w:r>
-        <w:proofErr w:type="spellEnd"/>
-        <w:r>
-          <w:rPr>
-            <w:rStyle w:val="Hyperlink"/>
-            <w:lang w:val="en-US"/>
-          </w:rPr>
-          <w:t>: an R/Bioconductor package for pathway-based data integration and visualization | Bioinformatics | Oxford Academic</w:t>
-        </w:r>
-      </w:hyperlink>
-    </w:p>
-    <w:p>
-      <w:pPr>
-        <w:rPr>
-          <w:lang w:val="en-US"/>
-        </w:rPr>
-      </w:pPr>
-    </w:p>
-    <w:p>
-      <w:pPr>
-        <w:rPr>
-          <w:lang w:val="en-US"/>
-        </w:rPr>
-      </w:pPr>
-      <w:proofErr w:type="spellStart"/>
-      <w:r>
-        <w:rPr>
-          <w:lang w:val="en-US"/>
-        </w:rPr>
-        <w:t>EnhancedVulcano</w:t>
-      </w:r>
-      <w:proofErr w:type="spellEnd"/>
-      <w:r>
-        <w:rPr>
-          <w:lang w:val="en-US"/>
-        </w:rPr>
-        <w:t xml:space="preserve"> pa</w:t>
-      </w:r>
-      <w:r>
-        <w:rPr>
-          <w:lang w:val="en-US"/>
-        </w:rPr>
-        <w:t>ckage</w:t>
-      </w:r>
-    </w:p>
-    <w:p>
-      <w:pPr>
-        <w:rPr>
-          <w:lang w:val="en-US"/>
-        </w:rPr>
-      </w:pPr>
-      <w:hyperlink r:id="rId13" w:history="1">
-        <w:r>
-          <w:rPr>
-            <w:rStyle w:val="Hyperlink"/>
-            <w:lang w:val="en-US"/>
-          </w:rPr>
-          <w:t>https://academic.oup.com/bioinformatics/article/41/7/btaf367/8171986?login=false&amp;guestAccessKey=</w:t>
-        </w:r>
-      </w:hyperlink>
-    </w:p>
-    <w:p>
-      <w:pPr>
-        <w:rPr>
-          <w:lang w:val="en-US"/>
-        </w:rPr>
-      </w:pPr>
-    </w:p>
-    <w:p>
-      <w:pPr>
-        <w:rPr>
-          <w:lang w:val="en-US"/>
-        </w:rPr>
-      </w:pPr>
-      <w:r>
-        <w:rPr>
-          <w:lang w:val="en-US"/>
-        </w:rPr>
-        <w:t xml:space="preserve">Human </w:t>
-      </w:r>
-      <w:proofErr w:type="spellStart"/>
-      <w:r>
-        <w:rPr>
-          <w:lang w:val="en-US"/>
-        </w:rPr>
-        <w:t>referentiegen</w:t>
-      </w:r>
-      <w:proofErr w:type="spellEnd"/>
-    </w:p>
-    <w:p>
-      <w:pPr>
-        <w:rPr>
-          <w:lang w:val="en-US"/>
-        </w:rPr>
-      </w:pPr>
-      <w:hyperlink r:id="rId14" w:history="1">
-        <w:r>
-          <w:rPr>
-            <w:rStyle w:val="Hyperlink"/>
-            <w:lang w:val="en-US"/>
-          </w:rPr>
-          <w:t>Homo sapiens genome assembly GRCh37 - NCBI - NLM</w:t>
-        </w:r>
-      </w:hyperlink>
-    </w:p>
-    <w:p>
-      <w:pPr>
-        <w:rPr>
-          <w:lang w:val="en-US"/>
-        </w:rPr>
-      </w:pPr>
-      <w:r>
-        <w:rPr>
-          <w:lang w:val="en-US"/>
-        </w:rPr>
-        <w:lastRenderedPageBreak/>
-        <w:br w:type="page"/>
-      </w:r>
-    </w:p>
     <w:sdt>
       <w:sdtPr>
         <w:id w:val="-1296376115"/>
@@ -497,6 +41,7 @@
                   <w:noProof/>
                   <w:sz w:val="24"/>
                   <w:szCs w:val="24"/>
+                  <w:lang w:val="en-US"/>
                 </w:rPr>
               </w:pPr>
               <w:r>
@@ -516,7 +61,7 @@
                   <w:noProof/>
                   <w:lang w:val="en-US"/>
                 </w:rPr>
-                <w:t xml:space="preserve">Platzer, A. N. (2019, 07 25). </w:t>
+                <w:t xml:space="preserve">Majithia, V. &amp;. (2007, 11). </w:t>
               </w:r>
               <w:r>
                 <w:rPr>
@@ -525,6 +70,136 @@
                   <w:noProof/>
                   <w:lang w:val="en-US"/>
                 </w:rPr>
+                <w:t>Rheumatoid Arthritis: Diagnosis and Management.</w:t>
+              </w:r>
+              <w:r>
+                <w:rPr>
+                  <w:noProof/>
+                  <w:lang w:val="en-US"/>
+                </w:rPr>
+                <w:t xml:space="preserve"> Opgehaald van The American Journal of Medicine: https://www.sciencedirect.com/science/article/abs/pii/S0002934307003610</w:t>
+              </w:r>
+            </w:p>
+            <w:p>
+              <w:pPr>
+                <w:pStyle w:val="Bibliografie"/>
+                <w:ind w:left="720" w:hanging="720"/>
+                <w:rPr>
+                  <w:noProof/>
+                </w:rPr>
+              </w:pPr>
+              <w:r>
+                <w:rPr>
+                  <w:noProof/>
+                  <w:lang w:val="en-US"/>
+                </w:rPr>
+                <w:t xml:space="preserve">Michael I. Love, S. A. (2016, 08 7). </w:t>
+              </w:r>
+              <w:r>
+                <w:rPr>
+                  <w:i/>
+                  <w:iCs/>
+                  <w:noProof/>
+                  <w:lang w:val="en-US"/>
+                </w:rPr>
+                <w:t>Differential analysis of count data– the DESeq2 package</w:t>
+              </w:r>
+              <w:r>
+                <w:rPr>
+                  <w:noProof/>
+                  <w:lang w:val="en-US"/>
+                </w:rPr>
+                <w:t xml:space="preserve">. </w:t>
+              </w:r>
+              <w:r>
+                <w:rPr>
+                  <w:noProof/>
+                </w:rPr>
+                <w:t>Opgehaald van https://cdimage.debian.org/mirror/bioconductor.org/packages/3.3/bioc/vignettes/DESeq2/inst/doc/DESeq2.pdf</w:t>
+              </w:r>
+            </w:p>
+            <w:p>
+              <w:pPr>
+                <w:pStyle w:val="Bibliografie"/>
+                <w:ind w:left="720" w:hanging="720"/>
+                <w:rPr>
+                  <w:noProof/>
+                </w:rPr>
+              </w:pPr>
+              <w:r>
+                <w:rPr>
+                  <w:noProof/>
+                  <w:lang w:val="en-US"/>
+                </w:rPr>
+                <w:t xml:space="preserve">NCBI National Library of Medicine. </w:t>
+              </w:r>
+              <w:r>
+                <w:rPr>
+                  <w:noProof/>
+                </w:rPr>
+                <w:t>(2009, 02 27). Genome assembly GRCh37. Opgehaald van https://www.ncbi.nlm.nih.gov/datasets/genome/GCF_000001405.13/</w:t>
+              </w:r>
+            </w:p>
+            <w:p>
+              <w:pPr>
+                <w:pStyle w:val="Bibliografie"/>
+                <w:ind w:left="720" w:hanging="720"/>
+                <w:rPr>
+                  <w:noProof/>
+                </w:rPr>
+              </w:pPr>
+              <w:r>
+                <w:rPr>
+                  <w:noProof/>
+                  <w:lang w:val="en-US"/>
+                </w:rPr>
+                <w:t xml:space="preserve">O’Connell, T. M. (2025, 06 23). </w:t>
+              </w:r>
+              <w:r>
+                <w:rPr>
+                  <w:i/>
+                  <w:iCs/>
+                  <w:noProof/>
+                  <w:lang w:val="en-US"/>
+                </w:rPr>
+                <w:t>Pathway Volcano: an interactive tool for pathway guided visualization of differential expression data.</w:t>
+              </w:r>
+              <w:r>
+                <w:rPr>
+                  <w:noProof/>
+                  <w:lang w:val="en-US"/>
+                </w:rPr>
+                <w:t xml:space="preserve"> </w:t>
+              </w:r>
+              <w:r>
+                <w:rPr>
+                  <w:noProof/>
+                </w:rPr>
+                <w:t>Opgehaald van Bioinformatics: https://academic.oup.com/bioinformatics/article/41/7/btaf367/8171986?login=false&amp;guestAccessKey=</w:t>
+              </w:r>
+            </w:p>
+            <w:p>
+              <w:pPr>
+                <w:pStyle w:val="Bibliografie"/>
+                <w:ind w:left="720" w:hanging="720"/>
+                <w:rPr>
+                  <w:noProof/>
+                </w:rPr>
+              </w:pPr>
+              <w:r>
+                <w:rPr>
+                  <w:noProof/>
+                  <w:lang w:val="en-US"/>
+                </w:rPr>
+                <w:t xml:space="preserve">Platzer, A. N. (2019, 07 25). </w:t>
+              </w:r>
+              <w:r>
+                <w:rPr>
+                  <w:i/>
+                  <w:iCs/>
+                  <w:noProof/>
+                  <w:lang w:val="en-US"/>
+                </w:rPr>
                 <w:t>Analysis of gene expression in rheumatoid arthritis and related conditions offers insights into sex-bias, gene biotypes and co-expression patterns</w:t>
               </w:r>
               <w:r>
@@ -539,6 +214,158 @@
                   <w:noProof/>
                 </w:rPr>
                 <w:t>Opgehaald van PLOS One: https://journals.plos.org/plosone/article?id=10.1371/journal.pone.0219698#abstract0</w:t>
+              </w:r>
+            </w:p>
+            <w:p>
+              <w:pPr>
+                <w:pStyle w:val="Bibliografie"/>
+                <w:ind w:left="720" w:hanging="720"/>
+                <w:rPr>
+                  <w:noProof/>
+                </w:rPr>
+              </w:pPr>
+              <w:r>
+                <w:rPr>
+                  <w:noProof/>
+                  <w:lang w:val="en-US"/>
+                </w:rPr>
+                <w:t xml:space="preserve">Radu, A.-F. &amp;. (2021). </w:t>
+              </w:r>
+              <w:r>
+                <w:rPr>
+                  <w:i/>
+                  <w:iCs/>
+                  <w:noProof/>
+                  <w:lang w:val="en-US"/>
+                </w:rPr>
+                <w:t>Management of Rheumatoid Arthritis: An Overview</w:t>
+              </w:r>
+              <w:r>
+                <w:rPr>
+                  <w:noProof/>
+                  <w:lang w:val="en-US"/>
+                </w:rPr>
+                <w:t xml:space="preserve">. </w:t>
+              </w:r>
+              <w:r>
+                <w:rPr>
+                  <w:noProof/>
+                </w:rPr>
+                <w:t>Opgehaald van cells: https://pmc.ncbi.nlm.nih.gov/articles/PMC8616326/#abstract1</w:t>
+              </w:r>
+            </w:p>
+            <w:p>
+              <w:pPr>
+                <w:pStyle w:val="Bibliografie"/>
+                <w:ind w:left="720" w:hanging="720"/>
+                <w:rPr>
+                  <w:noProof/>
+                </w:rPr>
+              </w:pPr>
+              <w:r>
+                <w:rPr>
+                  <w:noProof/>
+                  <w:lang w:val="en-US"/>
+                </w:rPr>
+                <w:t xml:space="preserve">Weijun Luo, C. B. (2013, 06 4). </w:t>
+              </w:r>
+              <w:r>
+                <w:rPr>
+                  <w:i/>
+                  <w:iCs/>
+                  <w:noProof/>
+                  <w:lang w:val="en-US"/>
+                </w:rPr>
+                <w:t>Pathview: an R/Bioconductor package for pathway-based data integration and visualization.</w:t>
+              </w:r>
+              <w:r>
+                <w:rPr>
+                  <w:noProof/>
+                  <w:lang w:val="en-US"/>
+                </w:rPr>
+                <w:t xml:space="preserve"> </w:t>
+              </w:r>
+              <w:r>
+                <w:rPr>
+                  <w:noProof/>
+                </w:rPr>
+                <w:t>Opgehaald van Bioinformatics: https://academic.oup.com/bioinformatics/article/29/14/1830/232698?login=false&amp;guestAccessKey=</w:t>
+              </w:r>
+            </w:p>
+            <w:p>
+              <w:pPr>
+                <w:pStyle w:val="Bibliografie"/>
+                <w:ind w:left="720" w:hanging="720"/>
+                <w:rPr>
+                  <w:noProof/>
+                </w:rPr>
+              </w:pPr>
+              <w:r>
+                <w:rPr>
+                  <w:noProof/>
+                  <w:lang w:val="en-US"/>
+                </w:rPr>
+                <w:t xml:space="preserve">Yang Liao, G. K. (2019, 05 7). </w:t>
+              </w:r>
+              <w:r>
+                <w:rPr>
+                  <w:i/>
+                  <w:iCs/>
+                  <w:noProof/>
+                  <w:lang w:val="en-US"/>
+                </w:rPr>
+                <w:t>The R package Rsubread is easier, faster, cheaper and better for alignment and quantification of RNA sequencing reads</w:t>
+              </w:r>
+              <w:r>
+                <w:rPr>
+                  <w:noProof/>
+                  <w:lang w:val="en-US"/>
+                </w:rPr>
+                <w:t xml:space="preserve">. </w:t>
+              </w:r>
+              <w:r>
+                <w:rPr>
+                  <w:noProof/>
+                </w:rPr>
+                <w:t>Opgehaald van Nucleic Acids Research: https://academic.oup.com/nar/article/47/8/e47/5345150?luicode=10000011&amp;lfid=231522type%3d1%26t%3d10%26q%3d%23bioinfo%23&amp;u=https%3a%2f%2facademic.oup.com%2fnar%2farticle%2f47%2f8%2fe47%2f5345150&amp;login=false</w:t>
+              </w:r>
+            </w:p>
+            <w:p>
+              <w:pPr>
+                <w:pStyle w:val="Bibliografie"/>
+                <w:ind w:left="720" w:hanging="720"/>
+                <w:rPr>
+                  <w:noProof/>
+                </w:rPr>
+              </w:pPr>
+              <w:r>
+                <w:rPr>
+                  <w:noProof/>
+                  <w:lang w:val="en-US"/>
+                </w:rPr>
+                <w:t xml:space="preserve">Young, M. D. (2017, 09 8). </w:t>
+              </w:r>
+              <w:r>
+                <w:rPr>
+                  <w:i/>
+                  <w:iCs/>
+                  <w:noProof/>
+                  <w:lang w:val="en-US"/>
+                </w:rPr>
+                <w:t>goseq: Gene Ontology testing for RNA-seq datasets.</w:t>
+              </w:r>
+              <w:r>
+                <w:rPr>
+                  <w:noProof/>
+                  <w:lang w:val="en-US"/>
+                </w:rPr>
+                <w:t xml:space="preserve"> </w:t>
+              </w:r>
+              <w:r>
+                <w:rPr>
+                  <w:noProof/>
+                </w:rPr>
+                <w:t>Opgehaald van https://ftp.acc.umu.se/mirror/bioconductor.org/packages/3.8/bioc/vignettes/goseq/inst/doc/goseq.pdf</w:t>
               </w:r>
             </w:p>
             <w:p>
@@ -2102,11 +1929,183 @@
     <b:URL>https://journals.plos.org/plosone/article?id=10.1371/journal.pone.0219698#abstract0</b:URL>
     <b:RefOrder>1</b:RefOrder>
   </b:Source>
+  <b:Source>
+    <b:Tag>Rad21</b:Tag>
+    <b:SourceType>InternetSite</b:SourceType>
+    <b:Guid>{D9CECE7B-22C0-47C8-82DB-3B8E5FC65C7A}</b:Guid>
+    <b:Author>
+      <b:Author>
+        <b:NameList>
+          <b:Person>
+            <b:Last>Radu</b:Last>
+            <b:First>A.-F.,</b:First>
+            <b:Middle>&amp; Bungau, S. G</b:Middle>
+          </b:Person>
+        </b:NameList>
+      </b:Author>
+    </b:Author>
+    <b:Title>Management of Rheumatoid Arthritis: An Overview</b:Title>
+    <b:InternetSiteTitle>cells</b:InternetSiteTitle>
+    <b:Year>2021</b:Year>
+    <b:URL>https://pmc.ncbi.nlm.nih.gov/articles/PMC8616326/#abstract1</b:URL>
+    <b:RefOrder>2</b:RefOrder>
+  </b:Source>
+  <b:Source>
+    <b:Tag>Yan19</b:Tag>
+    <b:SourceType>InternetSite</b:SourceType>
+    <b:Guid>{6CB99411-A922-45E4-B9B0-0B6B9C1DBDC9}</b:Guid>
+    <b:Author>
+      <b:Author>
+        <b:NameList>
+          <b:Person>
+            <b:Last>Yang Liao</b:Last>
+            <b:First>Gordon</b:First>
+            <b:Middle>K Smyth , Wei Shi</b:Middle>
+          </b:Person>
+        </b:NameList>
+      </b:Author>
+    </b:Author>
+    <b:Title>The R package Rsubread is easier, faster, cheaper and better for alignment and quantification of RNA sequencing reads</b:Title>
+    <b:InternetSiteTitle>Nucleic Acids Research</b:InternetSiteTitle>
+    <b:Year>2019</b:Year>
+    <b:Month>05</b:Month>
+    <b:Day>7</b:Day>
+    <b:URL>https://academic.oup.com/nar/article/47/8/e47/5345150?luicode=10000011&amp;lfid=231522type%3d1%26t%3d10%26q%3d%23bioinfo%23&amp;u=https%3a%2f%2facademic.oup.com%2fnar%2farticle%2f47%2f8%2fe47%2f5345150&amp;login=false</b:URL>
+    <b:RefOrder>3</b:RefOrder>
+  </b:Source>
+  <b:Source>
+    <b:Tag>Mic16</b:Tag>
+    <b:SourceType>InternetSite</b:SourceType>
+    <b:Guid>{EA58A077-D809-4EB4-939E-F6D1AFEB1B51}</b:Guid>
+    <b:Author>
+      <b:Author>
+        <b:NameList>
+          <b:Person>
+            <b:Last>Michael I. Love</b:Last>
+            <b:First>Simon</b:First>
+            <b:Middle>Anders, Wolfgang Huber</b:Middle>
+          </b:Person>
+        </b:NameList>
+      </b:Author>
+    </b:Author>
+    <b:Title>Differential analysis of count data– the DESeq2 package</b:Title>
+    <b:Year>2016</b:Year>
+    <b:Month>08</b:Month>
+    <b:Day>7</b:Day>
+    <b:URL>https://cdimage.debian.org/mirror/bioconductor.org/packages/3.3/bioc/vignettes/DESeq2/inst/doc/DESeq2.pdf</b:URL>
+    <b:RefOrder>4</b:RefOrder>
+  </b:Source>
+  <b:Source>
+    <b:Tag>Maj07</b:Tag>
+    <b:SourceType>DocumentFromInternetSite</b:SourceType>
+    <b:Guid>{C53EE1CA-8172-457F-89F8-4CC98FEA12DC}</b:Guid>
+    <b:Author>
+      <b:Author>
+        <b:NameList>
+          <b:Person>
+            <b:Last>Majithia</b:Last>
+            <b:First>V.,</b:First>
+            <b:Middle>&amp; Geraci, S. A.</b:Middle>
+          </b:Person>
+        </b:NameList>
+      </b:Author>
+    </b:Author>
+    <b:Title>Rheumatoid Arthritis: Diagnosis and Management</b:Title>
+    <b:InternetSiteTitle>The American Journal of Medicine</b:InternetSiteTitle>
+    <b:Year>2007</b:Year>
+    <b:Month>11</b:Month>
+    <b:URL>https://www.sciencedirect.com/science/article/abs/pii/S0002934307003610</b:URL>
+    <b:RefOrder>5</b:RefOrder>
+  </b:Source>
+  <b:Source>
+    <b:Tag>Mat17</b:Tag>
+    <b:SourceType>DocumentFromInternetSite</b:SourceType>
+    <b:Guid>{89506265-5F03-4009-ABA6-274A74EC07E4}</b:Guid>
+    <b:Author>
+      <b:Author>
+        <b:NameList>
+          <b:Person>
+            <b:Last>Young</b:Last>
+            <b:First>Matthew</b:First>
+            <b:Middle>D.</b:Middle>
+          </b:Person>
+        </b:NameList>
+      </b:Author>
+    </b:Author>
+    <b:Title>goseq: Gene Ontology testing for RNA-seq datasets</b:Title>
+    <b:Year>2017</b:Year>
+    <b:Month>09</b:Month>
+    <b:Day>8</b:Day>
+    <b:URL>https://ftp.acc.umu.se/mirror/bioconductor.org/packages/3.8/bioc/vignettes/goseq/inst/doc/goseq.pdf</b:URL>
+    <b:RefOrder>6</b:RefOrder>
+  </b:Source>
+  <b:Source>
+    <b:Tag>Wei13</b:Tag>
+    <b:SourceType>DocumentFromInternetSite</b:SourceType>
+    <b:Guid>{4BEE10FE-3DA4-4C8B-90C2-D9E520D516ED}</b:Guid>
+    <b:Author>
+      <b:Author>
+        <b:NameList>
+          <b:Person>
+            <b:Last>Weijun Luo</b:Last>
+            <b:First>Cory</b:First>
+            <b:Middle>Brouwer</b:Middle>
+          </b:Person>
+        </b:NameList>
+      </b:Author>
+    </b:Author>
+    <b:Title>Pathview: an R/Bioconductor package for pathway-based data integration and visualization</b:Title>
+    <b:InternetSiteTitle>Bioinformatics</b:InternetSiteTitle>
+    <b:Year>2013</b:Year>
+    <b:Month>06</b:Month>
+    <b:Day>4</b:Day>
+    <b:URL>https://academic.oup.com/bioinformatics/article/29/14/1830/232698?login=false&amp;guestAccessKey=</b:URL>
+    <b:RefOrder>7</b:RefOrder>
+  </b:Source>
+  <b:Source>
+    <b:Tag>Tho25</b:Tag>
+    <b:SourceType>DocumentFromInternetSite</b:SourceType>
+    <b:Guid>{932BC294-4A13-48B8-B284-2DBBE0139D02}</b:Guid>
+    <b:Author>
+      <b:Author>
+        <b:NameList>
+          <b:Person>
+            <b:Last>O’Connell</b:Last>
+            <b:First>Thomas</b:First>
+            <b:Middle>M</b:Middle>
+          </b:Person>
+        </b:NameList>
+      </b:Author>
+    </b:Author>
+    <b:Title>Pathway Volcano: an interactive tool for pathway guided visualization of differential expression data</b:Title>
+    <b:InternetSiteTitle>Bioinformatics</b:InternetSiteTitle>
+    <b:Year>2025</b:Year>
+    <b:Month>06</b:Month>
+    <b:Day>23</b:Day>
+    <b:URL>https://academic.oup.com/bioinformatics/article/41/7/btaf367/8171986?login=false&amp;guestAccessKey=</b:URL>
+    <b:RefOrder>8</b:RefOrder>
+  </b:Source>
+  <b:Source>
+    <b:Tag>NCB09</b:Tag>
+    <b:SourceType>Misc</b:SourceType>
+    <b:Guid>{44B9C8E1-093E-48C2-A983-0F356AC41C8B}</b:Guid>
+    <b:Title>Genome assembly GRCh37</b:Title>
+    <b:Year>2009</b:Year>
+    <b:Month>02</b:Month>
+    <b:Day>27</b:Day>
+    <b:URL>https://www.ncbi.nlm.nih.gov/datasets/genome/GCF_000001405.13/</b:URL>
+    <b:Author>
+      <b:Author>
+        <b:Corporate>NCBI National Library of Medicine</b:Corporate>
+      </b:Author>
+    </b:Author>
+    <b:RefOrder>9</b:RefOrder>
+  </b:Source>
 </b:Sources>
 </file>
 
 <file path=customXml/itemProps1.xml><?xml version="1.0" encoding="utf-8"?>
-<ds:datastoreItem xmlns:ds="http://schemas.openxmlformats.org/officeDocument/2006/customXml" ds:itemID="{89D4FBDB-E78D-45F0-982F-0CE5D733D2D4}">
+<ds:datastoreItem xmlns:ds="http://schemas.openxmlformats.org/officeDocument/2006/customXml" ds:itemID="{9713080C-E2F7-422F-9B25-EF42031F2D4A}">
   <ds:schemaRefs>
     <ds:schemaRef ds:uri="http://schemas.openxmlformats.org/officeDocument/2006/bibliography"/>
   </ds:schemaRefs>
